--- a/src/content/bios/Avenol-J 2015.docx
+++ b/src/content/bios/Avenol-J 2015.docx
@@ -180,7 +180,7 @@
             <w:u w:val="none"/>
             <w:lang w:val="en-GB"/>
           </w:rPr>
-          <w:t xml:space="preserve">www.criticalpast.com/video/65675029407_Economic-Section_League-of-Nations_ </w:t>
+          <w:t xml:space="preserve">www.criticalpast.com/video/65675029407_Economic-Section_League-of-Nations_</w:t>
         </w:r>
         <w:proofErr w:type="spellStart"/>
         <w:r>
